--- a/public/data/art-on-lark/art-on-lark.docx
+++ b/public/data/art-on-lark/art-on-lark.docx
@@ -8,7 +8,15 @@
         <w:jc w:val="both"/>
       </w:pPr>
       <w:r>
-        <w:t xml:space="preserve">The streets of Nightmarket are a battleground for </w:t>
+        <w:t xml:space="preserve">The streets of </w:t>
+      </w:r>
+      <w:proofErr w:type="spellStart"/>
+      <w:r>
+        <w:t>Nightmarket</w:t>
+      </w:r>
+      <w:proofErr w:type="spellEnd"/>
+      <w:r>
+        <w:t xml:space="preserve"> are a battleground for </w:t>
       </w:r>
       <w:r>
         <w:t xml:space="preserve">competing </w:t>
@@ -35,16 +43,28 @@
         <w:t>known for its</w:t>
       </w:r>
       <w:r>
-        <w:t xml:space="preserve"> fashionable boutiques</w:t>
-      </w:r>
-      <w:r>
-        <w:t xml:space="preserve"> and resellers</w:t>
+        <w:t xml:space="preserve"> </w:t>
+      </w:r>
+      <w:r>
+        <w:t xml:space="preserve">many </w:t>
+      </w:r>
+      <w:r>
+        <w:t>resellers</w:t>
+      </w:r>
+      <w:r>
+        <w:t xml:space="preserve"> and boutiques</w:t>
       </w:r>
       <w:r>
         <w:t>—</w:t>
       </w:r>
       <w:r>
         <w:t>is the most cutthroat</w:t>
+      </w:r>
+      <w:r>
+        <w:t xml:space="preserve"> </w:t>
+      </w:r>
+      <w:r>
+        <w:t>street of them all</w:t>
       </w:r>
       <w:r>
         <w:t>.</w:t>
@@ -118,7 +138,13 @@
         <w:t xml:space="preserve"> </w:t>
       </w:r>
       <w:r>
-        <w:t xml:space="preserve">hired you to break in to </w:t>
+        <w:t xml:space="preserve">hired you to break </w:t>
+      </w:r>
+      <w:r>
+        <w:t>into</w:t>
+      </w:r>
+      <w:r>
+        <w:t xml:space="preserve"> </w:t>
       </w:r>
       <w:r>
         <w:rPr>
@@ -273,10 +299,10 @@
         <w:t>those</w:t>
       </w:r>
       <w:r>
-        <w:t xml:space="preserve"> gowns and the jewel</w:t>
-      </w:r>
-      <w:r>
-        <w:t>ery</w:t>
+        <w:t xml:space="preserve"> gowns and the </w:t>
+      </w:r>
+      <w:r>
+        <w:t>jewelry</w:t>
       </w:r>
       <w:r>
         <w:t>;</w:t>
@@ -291,13 +317,38 @@
         <w:t>rid of them</w:t>
       </w:r>
       <w:r>
-        <w:t>. Throw them in the river, cut ‘em up into ribbons, I don’t care!</w:t>
+        <w:t>. Throw them in the river, cut ‘</w:t>
+      </w:r>
+      <w:proofErr w:type="spellStart"/>
+      <w:r>
+        <w:t>em</w:t>
+      </w:r>
+      <w:proofErr w:type="spellEnd"/>
+      <w:r>
+        <w:t xml:space="preserve"> up into ribbons, I don’t care!</w:t>
       </w:r>
       <w:r>
         <w:t xml:space="preserve"> </w:t>
       </w:r>
       <w:r>
-        <w:t xml:space="preserve">My </w:t>
+        <w:t xml:space="preserve">Only </w:t>
+      </w:r>
+      <w:r>
+        <w:rPr>
+          <w:b/>
+          <w:bCs/>
+        </w:rPr>
+        <w:t>m</w:t>
+      </w:r>
+      <w:r>
+        <w:rPr>
+          <w:b/>
+          <w:bCs/>
+        </w:rPr>
+        <w:t>y</w:t>
+      </w:r>
+      <w:r>
+        <w:t xml:space="preserve"> </w:t>
       </w:r>
       <w:r>
         <w:t>designs</w:t>
@@ -413,13 +464,16 @@
               <w:t xml:space="preserve">aberdashery </w:t>
             </w:r>
             <w:r>
-              <w:t>flicker, and paint peels from the adjacent shops, one of which is boarded up. The sewing shop</w:t>
-            </w:r>
-            <w:r>
-              <w:t>’s</w:t>
-            </w:r>
-            <w:r>
-              <w:t xml:space="preserve"> recessed entrance </w:t>
+              <w:t xml:space="preserve">flicker and paint peels from the adjacent shops, one of which is boarded up. The </w:t>
+            </w:r>
+            <w:r>
+              <w:t>haberdashery’s</w:t>
+            </w:r>
+            <w:r>
+              <w:t xml:space="preserve"> </w:t>
+            </w:r>
+            <w:r>
+              <w:t xml:space="preserve">recessed entrance </w:t>
             </w:r>
             <w:r>
               <w:t xml:space="preserve">is dark, as are the windows and the front-door. </w:t>
@@ -674,7 +728,13 @@
                     <w:t xml:space="preserve"> </w:t>
                   </w:r>
                   <w:r>
-                    <w:t>A guard dog snoozes between bolts of fabric and locked cabinets.</w:t>
+                    <w:t xml:space="preserve">A guard dog </w:t>
+                  </w:r>
+                  <w:r>
+                    <w:t>sleeps</w:t>
+                  </w:r>
+                  <w:r>
+                    <w:t xml:space="preserve"> between bolts of fabric and locked cabinets.</w:t>
                   </w:r>
                 </w:p>
                 <w:p>
@@ -749,10 +809,19 @@
                     <w:t xml:space="preserve"> </w:t>
                   </w:r>
                   <w:r>
-                    <w:t xml:space="preserve">Trapdoors </w:t>
-                  </w:r>
-                  <w:r>
-                    <w:t>hide stashes of magical implements</w:t>
+                    <w:t>A t</w:t>
+                  </w:r>
+                  <w:r>
+                    <w:t xml:space="preserve">rapdoor </w:t>
+                  </w:r>
+                  <w:r>
+                    <w:t>hide</w:t>
+                  </w:r>
+                  <w:r>
+                    <w:t>s a</w:t>
+                  </w:r>
+                  <w:r>
+                    <w:t xml:space="preserve"> stash of magical implements</w:t>
                   </w:r>
                 </w:p>
                 <w:p>
@@ -776,10 +845,10 @@
                     <w:t xml:space="preserve"> </w:t>
                   </w:r>
                   <w:r>
-                    <w:t>Hastily-</w:t>
-                  </w:r>
-                  <w:r>
-                    <w:t>made tripwires</w:t>
+                    <w:t>Hastily made</w:t>
+                  </w:r>
+                  <w:r>
+                    <w:t xml:space="preserve"> tripwires</w:t>
                   </w:r>
                 </w:p>
               </w:tc>
@@ -813,16 +882,28 @@
                     <w:t xml:space="preserve"> </w:t>
                   </w:r>
                   <w:r>
-                    <w:t xml:space="preserve">A long stone hall filled with </w:t>
-                  </w:r>
-                  <w:r>
-                    <w:t xml:space="preserve">several </w:t>
-                  </w:r>
-                  <w:r>
-                    <w:t xml:space="preserve">long tables </w:t>
-                  </w:r>
-                  <w:r>
-                    <w:t>and loose sketches.</w:t>
+                    <w:t>Drawing</w:t>
+                  </w:r>
+                  <w:r>
+                    <w:t xml:space="preserve"> tables and loose sketche</w:t>
+                  </w:r>
+                  <w:r>
+                    <w:t xml:space="preserve">s fill </w:t>
+                  </w:r>
+                  <w:r>
+                    <w:t>the</w:t>
+                  </w:r>
+                  <w:r>
+                    <w:t xml:space="preserve"> </w:t>
+                  </w:r>
+                  <w:r>
+                    <w:t>high-ceilinged</w:t>
+                  </w:r>
+                  <w:r>
+                    <w:t xml:space="preserve"> </w:t>
+                  </w:r>
+                  <w:r>
+                    <w:t>back room.</w:t>
                   </w:r>
                 </w:p>
                 <w:p>
@@ -941,7 +1022,6 @@
           <w:p>
             <w:pPr>
               <w:pStyle w:val="NoParagraphNormal"/>
-              <w:jc w:val="both"/>
             </w:pPr>
             <w:r>
               <w:rPr>
@@ -1226,7 +1306,14 @@
                       <w:i/>
                       <w:iCs/>
                     </w:rPr>
-                    <w:t>lurch towards you.</w:t>
+                    <w:t>lurch towards you</w:t>
+                  </w:r>
+                  <w:r>
+                    <w:rPr>
+                      <w:i/>
+                      <w:iCs/>
+                    </w:rPr>
+                    <w:t>, aggressively.</w:t>
                   </w:r>
                 </w:p>
                 <w:p>
@@ -1333,7 +1420,7 @@
                       <w:i/>
                       <w:iCs/>
                     </w:rPr>
-                    <w:t xml:space="preserve">A crash somewhere outside. You can hear </w:t>
+                    <w:t xml:space="preserve">A crash somewhere outside. You hear </w:t>
                   </w:r>
                   <w:r>
                     <w:rPr>
@@ -1347,7 +1434,23 @@
                       <w:i/>
                       <w:iCs/>
                     </w:rPr>
-                    <w:t>in Iruvian. It sounds like the Red Sashes are making a visit to check in on their investment.</w:t>
+                    <w:t xml:space="preserve">in </w:t>
+                  </w:r>
+                  <w:proofErr w:type="spellStart"/>
+                  <w:r>
+                    <w:rPr>
+                      <w:i/>
+                      <w:iCs/>
+                    </w:rPr>
+                    <w:t>Iruvian</w:t>
+                  </w:r>
+                  <w:proofErr w:type="spellEnd"/>
+                  <w:r>
+                    <w:rPr>
+                      <w:i/>
+                      <w:iCs/>
+                    </w:rPr>
+                    <w:t>. It sounds like the Red Sashes are making a visit to check in on their investment.</w:t>
                   </w:r>
                 </w:p>
                 <w:p>
@@ -1364,7 +1467,16 @@
                     <w:t xml:space="preserve"> </w:t>
                   </w:r>
                   <w:r>
-                    <w:t xml:space="preserve">Raised suspicion: </w:t>
+                    <w:t>Raising</w:t>
+                  </w:r>
+                  <w:r>
+                    <w:t xml:space="preserve"> suspicion</w:t>
+                  </w:r>
+                  <w:r>
+                    <w:t>;</w:t>
+                  </w:r>
+                  <w:r>
+                    <w:t xml:space="preserve"> </w:t>
                   </w:r>
                   <w:r>
                     <w:t>Red Sashes</w:t>
@@ -1379,17 +1491,14 @@
                     <w:t>reinforcements</w:t>
                   </w:r>
                   <w:r>
-                    <w:t xml:space="preserve"> </w:t>
-                  </w:r>
-                  <w:r>
-                    <w:t xml:space="preserve">( </w:t>
+                    <w:t xml:space="preserve"> ( </w:t>
                   </w:r>
                   <w:r>
                     <w:rPr>
                       <w:noProof/>
                     </w:rPr>
                     <w:drawing>
-                      <wp:inline distT="0" distB="0" distL="0" distR="0" wp14:anchorId="73B6F100" wp14:editId="4C4877B3">
+                      <wp:inline distT="0" distB="0" distL="0" distR="0" wp14:anchorId="73B6F100" wp14:editId="3D444EB6">
                         <wp:extent cx="91793" cy="91793"/>
                         <wp:effectExtent l="0" t="0" r="0" b="0"/>
                         <wp:docPr id="1848037308" name="Picture 2"/>
@@ -1533,7 +1642,14 @@
                       <w:i/>
                       <w:iCs/>
                     </w:rPr>
-                    <w:t>blocks the way out.</w:t>
+                    <w:t xml:space="preserve">blocks the way </w:t>
+                  </w:r>
+                  <w:r>
+                    <w:rPr>
+                      <w:i/>
+                      <w:iCs/>
+                    </w:rPr>
+                    <w:t>out and</w:t>
                   </w:r>
                   <w:r>
                     <w:rPr>
@@ -1547,28 +1663,77 @@
                       <w:i/>
                       <w:iCs/>
                     </w:rPr>
-                    <w:t>I</w:t>
-                  </w:r>
-                  <w:r>
-                    <w:rPr>
-                      <w:i/>
-                      <w:iCs/>
-                    </w:rPr>
-                    <w:t>t sees the dresses</w:t>
-                  </w:r>
-                  <w:r>
-                    <w:rPr>
-                      <w:i/>
-                      <w:iCs/>
-                    </w:rPr>
-                    <w:t xml:space="preserve"> and</w:t>
-                  </w:r>
-                  <w:r>
-                    <w:rPr>
-                      <w:i/>
-                      <w:iCs/>
-                    </w:rPr>
-                    <w:t xml:space="preserve"> lets out a low growl. Its wearing a</w:t>
+                    <w:t>lets out a low grow</w:t>
+                  </w:r>
+                  <w:r>
+                    <w:rPr>
+                      <w:i/>
+                      <w:iCs/>
+                    </w:rPr>
+                    <w:t xml:space="preserve">l </w:t>
+                  </w:r>
+                  <w:r>
+                    <w:rPr>
+                      <w:i/>
+                      <w:iCs/>
+                    </w:rPr>
+                    <w:t xml:space="preserve">when </w:t>
+                  </w:r>
+                  <w:r>
+                    <w:rPr>
+                      <w:i/>
+                      <w:iCs/>
+                    </w:rPr>
+                    <w:t xml:space="preserve">it </w:t>
+                  </w:r>
+                  <w:r>
+                    <w:rPr>
+                      <w:i/>
+                      <w:iCs/>
+                    </w:rPr>
+                    <w:t>sees the dresses</w:t>
+                  </w:r>
+                  <w:r>
+                    <w:rPr>
+                      <w:i/>
+                      <w:iCs/>
+                    </w:rPr>
+                    <w:t xml:space="preserve">. </w:t>
+                  </w:r>
+                  <w:r>
+                    <w:rPr>
+                      <w:i/>
+                      <w:iCs/>
+                    </w:rPr>
+                    <w:t>It</w:t>
+                  </w:r>
+                  <w:r>
+                    <w:rPr>
+                      <w:i/>
+                      <w:iCs/>
+                    </w:rPr>
+                    <w:t xml:space="preserve"> </w:t>
+                  </w:r>
+                  <w:r>
+                    <w:rPr>
+                      <w:i/>
+                      <w:iCs/>
+                    </w:rPr>
+                    <w:t>wea</w:t>
+                  </w:r>
+                  <w:r>
+                    <w:rPr>
+                      <w:i/>
+                      <w:iCs/>
+                    </w:rPr>
+                    <w:t>rs</w:t>
+                  </w:r>
+                  <w:r>
+                    <w:rPr>
+                      <w:i/>
+                      <w:iCs/>
+                    </w:rPr>
+                    <w:t xml:space="preserve"> a</w:t>
                   </w:r>
                   <w:r>
                     <w:rPr>
@@ -1928,7 +2093,7 @@
                       <w:noProof/>
                     </w:rPr>
                     <w:drawing>
-                      <wp:inline distT="0" distB="0" distL="0" distR="0" wp14:anchorId="1056D741" wp14:editId="6E8C85F1">
+                      <wp:inline distT="0" distB="0" distL="0" distR="0" wp14:anchorId="1056D741" wp14:editId="40133E28">
                         <wp:extent cx="91793" cy="91793"/>
                         <wp:effectExtent l="0" t="0" r="0" b="0"/>
                         <wp:docPr id="1550907125" name="Picture 2"/>
@@ -2026,7 +2191,7 @@
           <w:noProof/>
         </w:rPr>
         <w:drawing>
-          <wp:inline distT="0" distB="0" distL="0" distR="0" wp14:anchorId="428483E8" wp14:editId="70C5405B">
+          <wp:inline distT="0" distB="0" distL="0" distR="0" wp14:anchorId="428483E8" wp14:editId="2586D12C">
             <wp:extent cx="91793" cy="91793"/>
             <wp:effectExtent l="0" t="0" r="0" b="0"/>
             <wp:docPr id="850940300" name="Picture 2"/>
@@ -2101,7 +2266,13 @@
         <w:t xml:space="preserve">: </w:t>
       </w:r>
       <w:r>
-        <w:t>When touched or otherwise triggered, the gowns and jewlery suddenly spring to life, stuffing themselves onto you! They fit perfectly but won’t come off. Beyond attaching themselves to intruders, these statement pieces are cursed with more attributes that will impede your escape.</w:t>
+        <w:t xml:space="preserve">When touched or otherwise triggered, the gowns and </w:t>
+      </w:r>
+      <w:r>
+        <w:t>jewelry</w:t>
+      </w:r>
+      <w:r>
+        <w:t xml:space="preserve"> suddenly spring to life, stuffing themselves onto you! They fit perfectly but won’t come off. Beyond attaching themselves to intruders, these statement pieces are cursed with more attributes that will impede your escape.</w:t>
       </w:r>
     </w:p>
     <w:tbl>
@@ -2174,9 +2345,59 @@
           <w:p>
             <w:pPr>
               <w:pStyle w:val="ParagraphNormal"/>
+              <w:rPr>
+                <w:i/>
+                <w:iCs/>
+              </w:rPr>
             </w:pPr>
             <w:r>
-              <w:t>Roll (or have players roll) on the tables below or come up with an appearance and a curse for each gown. Roll twice for appearance and choose details to combine. Roll once for the curse.</w:t>
+              <w:rPr>
+                <w:i/>
+                <w:iCs/>
+              </w:rPr>
+              <w:t xml:space="preserve">Optionally, </w:t>
+            </w:r>
+            <w:r>
+              <w:rPr>
+                <w:i/>
+                <w:iCs/>
+              </w:rPr>
+              <w:t>r</w:t>
+            </w:r>
+            <w:r>
+              <w:rPr>
+                <w:i/>
+                <w:iCs/>
+              </w:rPr>
+              <w:t xml:space="preserve">oll (or have players roll) on the tables below or come up with an appearance and a curse for each gown. Roll twice for appearance and </w:t>
+            </w:r>
+            <w:r>
+              <w:rPr>
+                <w:i/>
+                <w:iCs/>
+              </w:rPr>
+              <w:t>combine choice</w:t>
+            </w:r>
+            <w:r>
+              <w:rPr>
+                <w:i/>
+                <w:iCs/>
+              </w:rPr>
+              <w:t xml:space="preserve"> details. Roll once for </w:t>
+            </w:r>
+            <w:r>
+              <w:rPr>
+                <w:i/>
+                <w:iCs/>
+              </w:rPr>
+              <w:t>a</w:t>
+            </w:r>
+            <w:r>
+              <w:rPr>
+                <w:i/>
+                <w:iCs/>
+              </w:rPr>
+              <w:t xml:space="preserve"> curse.</w:t>
             </w:r>
           </w:p>
           <w:tbl>
@@ -2312,7 +2533,21 @@
                       <w:i/>
                       <w:iCs/>
                     </w:rPr>
-                    <w:t xml:space="preserve"> black velvet – whispy blue silk – gold trim</w:t>
+                    <w:t xml:space="preserve"> black velvet – </w:t>
+                  </w:r>
+                  <w:r>
+                    <w:rPr>
+                      <w:i/>
+                      <w:iCs/>
+                    </w:rPr>
+                    <w:t>wispy</w:t>
+                  </w:r>
+                  <w:r>
+                    <w:rPr>
+                      <w:i/>
+                      <w:iCs/>
+                    </w:rPr>
+                    <w:t xml:space="preserve"> blue silk – gold trim</w:t>
                   </w:r>
                 </w:p>
               </w:tc>
@@ -2558,7 +2793,23 @@
                       <w:iCs/>
                       <w:vertAlign w:val="subscript"/>
                     </w:rPr>
-                    <w:t xml:space="preserve">(impatient, judgemental) </w:t>
+                    <w:t xml:space="preserve">(impatient, </w:t>
+                  </w:r>
+                  <w:r>
+                    <w:rPr>
+                      <w:i/>
+                      <w:iCs/>
+                      <w:vertAlign w:val="subscript"/>
+                    </w:rPr>
+                    <w:t>judgmental</w:t>
+                  </w:r>
+                  <w:r>
+                    <w:rPr>
+                      <w:i/>
+                      <w:iCs/>
+                      <w:vertAlign w:val="subscript"/>
+                    </w:rPr>
+                    <w:t xml:space="preserve">) </w:t>
                   </w:r>
                   <w:r>
                     <w:t>is talkative</w:t>
@@ -3330,7 +3581,7 @@
                 <w:i/>
                 <w:iCs/>
               </w:rPr>
-              <w:t>ight have some more dirty work for you in the future</w:t>
+              <w:t>ight have some work for you in the future</w:t>
             </w:r>
             <w:r>
               <w:rPr>
@@ -3441,7 +3692,21 @@
                 <w:i/>
                 <w:iCs/>
               </w:rPr>
-              <w:t xml:space="preserve"> Hanna Fjord will be the number one stop after people see my designs at the festival!</w:t>
+              <w:t xml:space="preserve"> Hanna Fjord will be the number one </w:t>
+            </w:r>
+            <w:r>
+              <w:rPr>
+                <w:i/>
+                <w:iCs/>
+              </w:rPr>
+              <w:t xml:space="preserve">boutique </w:t>
+            </w:r>
+            <w:r>
+              <w:rPr>
+                <w:i/>
+                <w:iCs/>
+              </w:rPr>
+              <w:t>stop after people see my designs at the festival!</w:t>
             </w:r>
             <w:r>
               <w:rPr>
@@ -3600,7 +3865,25 @@
               <w:sz w:val="12"/>
               <w:szCs w:val="12"/>
             </w:rPr>
-            <w:t xml:space="preserve">, product of One Seven Design, developed and authored by John Harper, and licensed for my use under the Creative Commons Attribution 3.0 Unported license </w:t>
+            <w:t xml:space="preserve">, product of One Seven Design, developed and authored by John Harper, and licensed for my use under the Creative Commons Attribution 3.0 </w:t>
+          </w:r>
+          <w:proofErr w:type="spellStart"/>
+          <w:r>
+            <w:rPr>
+              <w:color w:val="7F7F7F" w:themeColor="text1" w:themeTint="80"/>
+              <w:sz w:val="12"/>
+              <w:szCs w:val="12"/>
+            </w:rPr>
+            <w:t>Unported</w:t>
+          </w:r>
+          <w:proofErr w:type="spellEnd"/>
+          <w:r>
+            <w:rPr>
+              <w:color w:val="7F7F7F" w:themeColor="text1" w:themeTint="80"/>
+              <w:sz w:val="12"/>
+              <w:szCs w:val="12"/>
+            </w:rPr>
+            <w:t xml:space="preserve"> license </w:t>
           </w:r>
           <w:hyperlink r:id="rId2" w:history="1">
             <w:r>

--- a/public/data/art-on-lark/art-on-lark.docx
+++ b/public/data/art-on-lark/art-on-lark.docx
@@ -8,15 +8,7 @@
         <w:jc w:val="both"/>
       </w:pPr>
       <w:r>
-        <w:t xml:space="preserve">The streets of </w:t>
-      </w:r>
-      <w:proofErr w:type="spellStart"/>
-      <w:r>
-        <w:t>Nightmarket</w:t>
-      </w:r>
-      <w:proofErr w:type="spellEnd"/>
-      <w:r>
-        <w:t xml:space="preserve"> are a battleground for </w:t>
+        <w:t xml:space="preserve">The streets of Nightmarket are a battleground for </w:t>
       </w:r>
       <w:r>
         <w:t xml:space="preserve">competing </w:t>
@@ -317,15 +309,7 @@
         <w:t>rid of them</w:t>
       </w:r>
       <w:r>
-        <w:t>. Throw them in the river, cut ‘</w:t>
-      </w:r>
-      <w:proofErr w:type="spellStart"/>
-      <w:r>
-        <w:t>em</w:t>
-      </w:r>
-      <w:proofErr w:type="spellEnd"/>
-      <w:r>
-        <w:t xml:space="preserve"> up into ribbons, I don’t care!</w:t>
+        <w:t>. Throw them in the river, cut ‘em up into ribbons, I don’t care!</w:t>
       </w:r>
       <w:r>
         <w:t xml:space="preserve"> </w:t>
@@ -885,10 +869,7 @@
                     <w:t>Drawing</w:t>
                   </w:r>
                   <w:r>
-                    <w:t xml:space="preserve"> tables and loose sketche</w:t>
-                  </w:r>
-                  <w:r>
-                    <w:t xml:space="preserve">s fill </w:t>
+                    <w:t xml:space="preserve"> tables and loose sketches fill </w:t>
                   </w:r>
                   <w:r>
                     <w:t>the</w:t>
@@ -1434,23 +1415,7 @@
                       <w:i/>
                       <w:iCs/>
                     </w:rPr>
-                    <w:t xml:space="preserve">in </w:t>
-                  </w:r>
-                  <w:proofErr w:type="spellStart"/>
-                  <w:r>
-                    <w:rPr>
-                      <w:i/>
-                      <w:iCs/>
-                    </w:rPr>
-                    <w:t>Iruvian</w:t>
-                  </w:r>
-                  <w:proofErr w:type="spellEnd"/>
-                  <w:r>
-                    <w:rPr>
-                      <w:i/>
-                      <w:iCs/>
-                    </w:rPr>
-                    <w:t>. It sounds like the Red Sashes are making a visit to check in on their investment.</w:t>
+                    <w:t>in Iruvian. It sounds like the Red Sashes are making a visit to check in on their investment.</w:t>
                   </w:r>
                 </w:p>
                 <w:p>
@@ -3865,25 +3830,7 @@
               <w:sz w:val="12"/>
               <w:szCs w:val="12"/>
             </w:rPr>
-            <w:t xml:space="preserve">, product of One Seven Design, developed and authored by John Harper, and licensed for my use under the Creative Commons Attribution 3.0 </w:t>
-          </w:r>
-          <w:proofErr w:type="spellStart"/>
-          <w:r>
-            <w:rPr>
-              <w:color w:val="7F7F7F" w:themeColor="text1" w:themeTint="80"/>
-              <w:sz w:val="12"/>
-              <w:szCs w:val="12"/>
-            </w:rPr>
-            <w:t>Unported</w:t>
-          </w:r>
-          <w:proofErr w:type="spellEnd"/>
-          <w:r>
-            <w:rPr>
-              <w:color w:val="7F7F7F" w:themeColor="text1" w:themeTint="80"/>
-              <w:sz w:val="12"/>
-              <w:szCs w:val="12"/>
-            </w:rPr>
-            <w:t xml:space="preserve"> license </w:t>
+            <w:t xml:space="preserve">, product of One Seven Design, developed and authored by John Harper, and licensed for my use under the Creative Commons Attribution 3.0 Unported license </w:t>
           </w:r>
           <w:hyperlink r:id="rId2" w:history="1">
             <w:r>
